--- a/T01.1_FavoriteRoute_v1_исправленный.docx
+++ b/T01.1_FavoriteRoute_v1_исправленный.docx
@@ -3044,7 +3044,26 @@
                 <w:szCs w:val="18"/>
                 <w:lang w:val="ru-RU"/>
               </w:rPr>
-              <w:t xml:space="preserve"> [СОГЛАСОВАТЬ С ЗАКАЗЧИКОМ И АРХИТЕКТОРОМ] Обязательно: без расчёта по тарифу маршрут не сохраняется. </w:t>
+              <w:t xml:space="preserve"> [СОГЛАСОВАТЬ С ЗАКАЗЧИКОМ И АРХИТЕКТОРОМ] Обязательно: без расчёта по тарифу маршрут не сохраняется.</w:t>
+            </w:r>
+            <w:r>
+              <w:rPr>
+                <w:rFonts w:ascii="Times New Roman" w:hAnsi="Times New Roman" w:cs="Times New Roman"/>
+                <w:color w:val="C00000"/>
+                <w:sz w:val="18"/>
+                <w:szCs w:val="18"/>
+                <w:lang w:val="ru-RU"/>
+              </w:rPr>
+              <w:t xml:space="preserve"> Для TRANSFER_CAR_CHOICE — D15.</w:t>
+            </w:r>
+            <w:r>
+              <w:rPr>
+                <w:rFonts w:ascii="Times New Roman" w:hAnsi="Times New Roman" w:cs="Times New Roman"/>
+                <w:sz w:val="18"/>
+                <w:szCs w:val="18"/>
+                <w:lang w:val="ru-RU"/>
+              </w:rPr>
+              <w:t xml:space="preserve"> </w:t>
             </w:r>
             <w:r>
               <w:rPr>
@@ -4236,7 +4255,26 @@
                 <w:szCs w:val="18"/>
                 <w:lang w:val="ru-RU"/>
               </w:rPr>
-              <w:t xml:space="preserve">). [СОГЛАСОВАТЬ С АРХИТЕКТОРОМ] Активность тарифа проверяется при выдаче списка тем же вызовом </w:t>
+              <w:t xml:space="preserve">). [СОГЛАСОВАТЬ С АРХИТЕКТОРОМ] </w:t>
+            </w:r>
+            <w:r>
+              <w:rPr>
+                <w:rFonts w:ascii="Times New Roman" w:hAnsi="Times New Roman" w:cs="Times New Roman"/>
+                <w:color w:val="C00000"/>
+                <w:sz w:val="18"/>
+                <w:szCs w:val="18"/>
+                <w:lang w:val="ru-RU"/>
+              </w:rPr>
+              <w:t>Наличие действующего тарифа проверяется при выдаче списка</w:t>
+            </w:r>
+            <w:r>
+              <w:rPr>
+                <w:rFonts w:ascii="Times New Roman" w:hAnsi="Times New Roman" w:cs="Times New Roman"/>
+                <w:sz w:val="18"/>
+                <w:szCs w:val="18"/>
+                <w:lang w:val="ru-RU"/>
+              </w:rPr>
+              <w:t xml:space="preserve"> тем же вызовом </w:t>
             </w:r>
             <w:proofErr w:type="spellStart"/>
             <w:r>
@@ -4300,6 +4338,26 @@
                 <w:lang w:val="ru-RU"/>
               </w:rPr>
               <w:t>01.4.</w:t>
+            </w:r>
+            <w:r>
+              <w:rPr>
+                <w:rFonts w:ascii="Times New Roman" w:hAnsi="Times New Roman" w:cs="Times New Roman"/>
+                <w:color w:val="C00000"/>
+                <w:sz w:val="18"/>
+                <w:szCs w:val="18"/>
+                <w:lang w:val="ru-RU"/>
+              </w:rPr>
+              <w:t xml:space="preserve"> Основание: протокол 17.09, п. 10 — номер тарифа записывается «не ради цены, а ради привязки территории, сервиса и услуги».</w:t>
+            </w:r>
+            <w:r>
+              <w:rPr>
+                <w:rFonts w:ascii="Times New Roman" w:hAnsi="Times New Roman" w:cs="Times New Roman"/>
+                <w:color w:val="C00000"/>
+                <w:sz w:val="18"/>
+                <w:szCs w:val="18"/>
+                <w:lang w:val="ru-RU"/>
+              </w:rPr>
+              <w:t xml:space="preserve"> Для TRANSFER_CAR_CHOICE tariff_id может быть пустым — D15.</w:t>
             </w:r>
           </w:p>
         </w:tc>
@@ -10082,7 +10140,37 @@
                 <w:szCs w:val="18"/>
                 <w:lang w:val="ru-RU"/>
               </w:rPr>
-              <w:t xml:space="preserve"> При передаче в расчёт и в заявку отсутствующее ожидание отправляется как 0: цепочка getWaitTime → Duration::toSeconds без проверки на null даёт NPE (CalculateServiceImpl.java:877-880, :1027-1029); в хранилище ключ по-прежнему опускается (T01.4, T04.1).</w:t>
+              <w:t xml:space="preserve"> </w:t>
+            </w:r>
+            <w:r>
+              <w:rPr>
+                <w:rFonts w:ascii="Times New Roman" w:hAnsi="Times New Roman" w:cs="Times New Roman"/>
+                <w:color w:val="C00000"/>
+                <w:sz w:val="18"/>
+                <w:szCs w:val="18"/>
+                <w:lang w:val="ru-RU"/>
+              </w:rPr>
+              <w:t>В расчёт (сервис тарифов) отсутствующее ожидание передаётся как 0: цепочка</w:t>
+            </w:r>
+            <w:r>
+              <w:rPr>
+                <w:rFonts w:ascii="Times New Roman" w:hAnsi="Times New Roman" w:cs="Times New Roman"/>
+                <w:color w:val="C00000"/>
+                <w:sz w:val="18"/>
+                <w:szCs w:val="18"/>
+                <w:lang w:val="ru-RU"/>
+              </w:rPr>
+              <w:t xml:space="preserve"> getWaitTime → Duration::toSeconds без проверки на null </w:t>
+            </w:r>
+            <w:r>
+              <w:rPr>
+                <w:rFonts w:ascii="Times New Roman" w:hAnsi="Times New Roman" w:cs="Times New Roman"/>
+                <w:color w:val="C00000"/>
+                <w:sz w:val="18"/>
+                <w:szCs w:val="18"/>
+                <w:lang w:val="ru-RU"/>
+              </w:rPr>
+              <w:t>даёт NPE (CalculateServiceImpl.java:877-880, :1027-1029). В заявку также передаётся 0, для единообразия; как API заявки обрабатывает null, не проверялось. В хранилище ключ по-прежнему опускается (T01.4, T04.1).</w:t>
             </w:r>
           </w:p>
         </w:tc>
@@ -12513,7 +12601,6 @@
       <w:r>
         <w:rPr>
           <w:rFonts w:asciiTheme="majorHAnsi" w:hAnsiTheme="majorHAnsi" w:cstheme="majorHAnsi"/>
-          <w:color w:val="0070C0"/>
           <w:sz w:val="16"/>
         </w:rPr>
         <w:t>37.61</w:t>
@@ -12873,7 +12960,6 @@
       <w:r>
         <w:rPr>
           <w:rFonts w:asciiTheme="majorHAnsi" w:hAnsiTheme="majorHAnsi" w:cstheme="majorHAnsi"/>
-          <w:color w:val="0070C0"/>
           <w:sz w:val="16"/>
         </w:rPr>
         <w:t>"</w:t>
@@ -12883,7 +12969,6 @@
       <w:r>
         <w:rPr>
           <w:rFonts w:asciiTheme="majorHAnsi" w:hAnsiTheme="majorHAnsi" w:cstheme="majorHAnsi"/>
-          <w:color w:val="0070C0"/>
           <w:sz w:val="16"/>
         </w:rPr>
         <w:t>waitTime</w:t>
@@ -12893,7 +12978,6 @@
       <w:r>
         <w:rPr>
           <w:rFonts w:asciiTheme="majorHAnsi" w:hAnsiTheme="majorHAnsi" w:cstheme="majorHAnsi"/>
-          <w:color w:val="0070C0"/>
           <w:sz w:val="16"/>
         </w:rPr>
         <w:t>": 7200000</w:t>
@@ -13186,7 +13270,6 @@
       <w:r>
         <w:rPr>
           <w:rFonts w:asciiTheme="majorHAnsi" w:hAnsiTheme="majorHAnsi" w:cstheme="majorHAnsi"/>
-          <w:color w:val="0070C0"/>
           <w:sz w:val="16"/>
           <w:lang w:val="ru-RU"/>
         </w:rPr>
@@ -16945,6 +17028,23 @@
           <w:lang w:val="ru-RU"/>
         </w:rPr>
         <w:t>06: расчётные значения обязательны, маршрут сохраняется после расчёта</w:t>
+      </w:r>
+    </w:p>
+    <w:p>
+      <w:pPr>
+        <w:spacing w:after="0"/>
+        <w:rPr>
+          <w:rFonts w:asciiTheme="majorHAnsi" w:hAnsiTheme="majorHAnsi" w:cstheme="majorHAnsi"/>
+          <w:lang w:val="ru-RU"/>
+        </w:rPr>
+      </w:pPr>
+      <w:r>
+        <w:rPr>
+          <w:rFonts w:asciiTheme="majorHAnsi" w:hAnsiTheme="majorHAnsi" w:cstheme="majorHAnsi"/>
+          <w:color w:val="C00000"/>
+          <w:sz w:val="16"/>
+        </w:rPr>
+        <w:t xml:space="preserve">    -- D15: для TRANSFER_CAR_CHOICE (вариант В) NOT NULL у recommended_cost и tariff_id заменяется проверкой CHECK; решается после ответа заказчика</w:t>
       </w:r>
     </w:p>
     <w:p>
@@ -25056,12 +25156,22 @@
       <w:r>
         <w:rPr>
           <w:rFonts w:ascii="Times New Roman" w:eastAsia="Times New Roman" w:hAnsi="Times New Roman" w:cs="Times New Roman"/>
-          <w:color w:val="auto"/>
+          <w:color w:val="C00000"/>
           <w:sz w:val="24"/>
           <w:szCs w:val="24"/>
           <w:lang w:val="ru-RU" w:eastAsia="ru-RU"/>
         </w:rPr>
-        <w:t>Проверка активности тарифа при выдаче списка; фильтры списка; индексы; роли и доступ.</w:t>
+        <w:t>Проверка наличия действующего тарифа</w:t>
+      </w:r>
+      <w:r>
+        <w:rPr>
+          <w:rFonts w:ascii="Times New Roman" w:eastAsia="Times New Roman" w:hAnsi="Times New Roman" w:cs="Times New Roman"/>
+          <w:color w:val="auto"/>
+          <w:sz w:val="24"/>
+          <w:szCs w:val="24"/>
+          <w:lang w:val="ru-RU" w:eastAsia="ru-RU"/>
+        </w:rPr>
+        <w:t xml:space="preserve"> при выдаче списка; фильтры списка; индексы; роли и доступ.</w:t>
       </w:r>
     </w:p>
     <w:p>
@@ -26000,7 +26110,25 @@
           <w:szCs w:val="20"/>
           <w:lang w:val="ru-RU" w:eastAsia="ru-RU"/>
         </w:rPr>
-        <w:t>При передаче точек в заявку отсутствующее ожидание отправляется как 0 (иначе NPE в расчёте).</w:t>
+        <w:t xml:space="preserve">При передаче точек в заявку отсутствующее ожидание отправляется как 0 </w:t>
+      </w:r>
+      <w:r>
+        <w:rPr>
+          <w:rFonts w:ascii="Courier New" w:eastAsia="Times New Roman" w:hAnsi="Courier New" w:cs="Courier New"/>
+          <w:color w:val="C00000"/>
+          <w:szCs w:val="20"/>
+          <w:lang w:val="ru-RU" w:eastAsia="ru-RU"/>
+        </w:rPr>
+        <w:t>для единообразия с расчётом; как API заявки обрабатывает null, не проверялось</w:t>
+      </w:r>
+      <w:r>
+        <w:rPr>
+          <w:rFonts w:ascii="Courier New" w:eastAsia="Times New Roman" w:hAnsi="Courier New" w:cs="Courier New"/>
+          <w:color w:val="C00000"/>
+          <w:szCs w:val="20"/>
+          <w:lang w:val="ru-RU" w:eastAsia="ru-RU"/>
+        </w:rPr>
+        <w:t>.</w:t>
       </w:r>
       <w:proofErr w:type="spellEnd"/>
       <w:proofErr w:type="spellStart"/>
@@ -27333,38 +27461,7 @@
           <w:szCs w:val="20"/>
           <w:lang w:val="ru-RU"/>
         </w:rPr>
-        <w:t xml:space="preserve">[СОГЛАСОВАТЬ С АРХИТЕКТОРОМ] Активность тарифа проверяется при выдаче списка тем же вызовом </w:t>
-      </w:r>
-      <w:proofErr w:type="spellStart"/>
-      <w:r>
-        <w:rPr>
-          <w:rFonts w:ascii="Times New Roman" w:hAnsi="Times New Roman" w:cs="Times New Roman"/>
-          <w:b w:val="0"/>
-          <w:sz w:val="20"/>
-          <w:szCs w:val="20"/>
-        </w:rPr>
-        <w:t>TariffService</w:t>
-      </w:r>
-      <w:proofErr w:type="spellEnd"/>
-      <w:r>
-        <w:rPr>
-          <w:rFonts w:ascii="Times New Roman" w:hAnsi="Times New Roman" w:cs="Times New Roman"/>
-          <w:b w:val="0"/>
-          <w:sz w:val="20"/>
-          <w:szCs w:val="20"/>
-          <w:lang w:val="ru-RU"/>
-        </w:rPr>
-        <w:t xml:space="preserve">, что и бесплатное ожидание. </w:t>
-      </w:r>
-      <w:r>
-        <w:rPr>
-          <w:rFonts w:ascii="Times New Roman" w:hAnsi="Times New Roman" w:cs="Times New Roman"/>
-          <w:b w:val="0"/>
-          <w:sz w:val="20"/>
-          <w:szCs w:val="20"/>
-          <w:lang w:val="ru-RU"/>
-        </w:rPr>
-        <w:t xml:space="preserve">Применение бесплатного лимита при расчёте (трансфер и такси) описано </w:t>
+        <w:t xml:space="preserve">[СОГЛАСОВАТЬ С АРХИТЕКТОРОМ] </w:t>
       </w:r>
       <w:r>
         <w:rPr>
@@ -27375,7 +27472,7 @@
           <w:szCs w:val="20"/>
           <w:lang w:val="ru-RU"/>
         </w:rPr>
-        <w:t>в разделе 4</w:t>
+        <w:t>Наличие действующего тарифа проверяется</w:t>
       </w:r>
       <w:r>
         <w:rPr>
@@ -27385,41 +27482,19 @@
           <w:szCs w:val="20"/>
           <w:lang w:val="ru-RU"/>
         </w:rPr>
-        <w:t>.</w:t>
-      </w:r>
-    </w:p>
-    <w:p>
-      <w:pPr>
-        <w:spacing w:before="0" w:line="240" w:lineRule="auto"/>
-        <w:ind w:firstLine="851"/>
-        <w:jc w:val="both"/>
-        <w:rPr>
-          <w:rFonts w:ascii="Times New Roman" w:hAnsi="Times New Roman" w:cs="Times New Roman"/>
-          <w:b w:val="0"/>
-          <w:color w:val="auto"/>
-          <w:sz w:val="20"/>
-          <w:szCs w:val="20"/>
-          <w:lang w:val="ru-RU"/>
-        </w:rPr>
-      </w:pPr>
+        <w:t xml:space="preserve"> при выдаче списка тем же вызовом </w:t>
+      </w:r>
+      <w:proofErr w:type="spellStart"/>
       <w:r>
         <w:rPr>
           <w:rFonts w:ascii="Times New Roman" w:hAnsi="Times New Roman" w:cs="Times New Roman"/>
           <w:b w:val="0"/>
           <w:sz w:val="20"/>
           <w:szCs w:val="20"/>
-          <w:lang w:val="ru-RU"/>
-        </w:rPr>
-        <w:t xml:space="preserve">[СОГЛАСОВАТЬ С АРХИТЕКТОРОМ] Открытый вопрос: при загрузке нового тарифа старый отключается, а новый получает другой </w:t>
-      </w:r>
-      <w:r>
-        <w:rPr>
-          <w:rStyle w:val="HTML"/>
-          <w:rFonts w:ascii="Times New Roman" w:eastAsiaTheme="majorEastAsia" w:hAnsi="Times New Roman" w:cs="Times New Roman"/>
-          <w:b w:val="0"/>
-        </w:rPr>
-        <w:t>id</w:t>
-      </w:r>
+        </w:rPr>
+        <w:t>TariffService</w:t>
+      </w:r>
+      <w:proofErr w:type="spellEnd"/>
       <w:r>
         <w:rPr>
           <w:rFonts w:ascii="Times New Roman" w:hAnsi="Times New Roman" w:cs="Times New Roman"/>
@@ -27428,7 +27503,7 @@
           <w:szCs w:val="20"/>
           <w:lang w:val="ru-RU"/>
         </w:rPr>
-        <w:t xml:space="preserve">. </w:t>
+        <w:t xml:space="preserve">, что и бесплатное ожидание. </w:t>
       </w:r>
       <w:r>
         <w:rPr>
@@ -27438,42 +27513,7 @@
           <w:szCs w:val="20"/>
           <w:lang w:val="ru-RU"/>
         </w:rPr>
-        <w:t xml:space="preserve">Как это влияет на </w:t>
-      </w:r>
-      <w:r>
-        <w:rPr>
-          <w:rStyle w:val="HTML"/>
-          <w:rFonts w:ascii="Times New Roman" w:eastAsiaTheme="majorEastAsia" w:hAnsi="Times New Roman" w:cs="Times New Roman"/>
-          <w:b w:val="0"/>
-        </w:rPr>
-        <w:t>tariff</w:t>
-      </w:r>
-      <w:r>
-        <w:rPr>
-          <w:rStyle w:val="HTML"/>
-          <w:rFonts w:ascii="Times New Roman" w:eastAsiaTheme="majorEastAsia" w:hAnsi="Times New Roman" w:cs="Times New Roman"/>
-          <w:b w:val="0"/>
-          <w:lang w:val="ru-RU"/>
-        </w:rPr>
-        <w:t>_</w:t>
-      </w:r>
-      <w:r>
-        <w:rPr>
-          <w:rStyle w:val="HTML"/>
-          <w:rFonts w:ascii="Times New Roman" w:eastAsiaTheme="majorEastAsia" w:hAnsi="Times New Roman" w:cs="Times New Roman"/>
-          <w:b w:val="0"/>
-        </w:rPr>
-        <w:t>id</w:t>
-      </w:r>
-      <w:r>
-        <w:rPr>
-          <w:rFonts w:ascii="Times New Roman" w:hAnsi="Times New Roman" w:cs="Times New Roman"/>
-          <w:b w:val="0"/>
-          <w:sz w:val="20"/>
-          <w:szCs w:val="20"/>
-          <w:lang w:val="ru-RU"/>
-        </w:rPr>
-        <w:t xml:space="preserve"> и на проверку доступности тарифа в списке, решается отдельным вопросом.</w:t>
+        <w:t xml:space="preserve">Применение бесплатного лимита при расчёте (трансфер и такси) описано </w:t>
       </w:r>
       <w:r>
         <w:rPr>
@@ -27484,7 +27524,17 @@
           <w:szCs w:val="20"/>
           <w:lang w:val="ru-RU"/>
         </w:rPr>
-        <w:t xml:space="preserve"> Пока решение не принято, правило «при смене тарифа маршрут недоступен для новой заявки» считается предварительным.</w:t>
+        <w:t>в разделе 4</w:t>
+      </w:r>
+      <w:r>
+        <w:rPr>
+          <w:rFonts w:ascii="Times New Roman" w:hAnsi="Times New Roman" w:cs="Times New Roman"/>
+          <w:b w:val="0"/>
+          <w:sz w:val="20"/>
+          <w:szCs w:val="20"/>
+          <w:lang w:val="ru-RU"/>
+        </w:rPr>
+        <w:t>.</w:t>
       </w:r>
     </w:p>
     <w:p>
@@ -27501,6 +27551,79 @@
           <w:lang w:val="ru-RU"/>
         </w:rPr>
       </w:pPr>
+      <w:r>
+        <w:rPr>
+          <w:rFonts w:ascii="Times New Roman" w:hAnsi="Times New Roman" w:cs="Times New Roman"/>
+          <w:b w:val="0"/>
+          <w:sz w:val="20"/>
+          <w:szCs w:val="20"/>
+          <w:lang w:val="ru-RU"/>
+        </w:rPr>
+        <w:t xml:space="preserve">[СОГЛАСОВАТЬ С АРХИТЕКТОРОМ] Открытый вопрос: при загрузке нового тарифа старый отключается, а новый получает другой </w:t>
+      </w:r>
+      <w:r>
+        <w:rPr>
+          <w:rStyle w:val="HTML"/>
+          <w:rFonts w:ascii="Times New Roman" w:eastAsiaTheme="majorEastAsia" w:hAnsi="Times New Roman" w:cs="Times New Roman"/>
+          <w:b w:val="0"/>
+        </w:rPr>
+        <w:t>id</w:t>
+      </w:r>
+      <w:r>
+        <w:rPr>
+          <w:rFonts w:ascii="Times New Roman" w:hAnsi="Times New Roman" w:cs="Times New Roman"/>
+          <w:b w:val="0"/>
+          <w:sz w:val="20"/>
+          <w:szCs w:val="20"/>
+          <w:lang w:val="ru-RU"/>
+        </w:rPr>
+        <w:t xml:space="preserve">. </w:t>
+      </w:r>
+      <w:r>
+        <w:rPr>
+          <w:rFonts w:ascii="Times New Roman" w:hAnsi="Times New Roman" w:cs="Times New Roman"/>
+          <w:b w:val="0"/>
+          <w:sz w:val="20"/>
+          <w:szCs w:val="20"/>
+          <w:lang w:val="ru-RU"/>
+        </w:rPr>
+        <w:t xml:space="preserve">Как это влияет на </w:t>
+      </w:r>
+      <w:r>
+        <w:rPr>
+          <w:rStyle w:val="HTML"/>
+          <w:rFonts w:ascii="Times New Roman" w:eastAsiaTheme="majorEastAsia" w:hAnsi="Times New Roman" w:cs="Times New Roman"/>
+          <w:b w:val="0"/>
+        </w:rPr>
+        <w:t>tariff</w:t>
+      </w:r>
+      <w:r>
+        <w:rPr>
+          <w:rStyle w:val="HTML"/>
+          <w:rFonts w:ascii="Times New Roman" w:eastAsiaTheme="majorEastAsia" w:hAnsi="Times New Roman" w:cs="Times New Roman"/>
+          <w:b w:val="0"/>
+          <w:lang w:val="ru-RU"/>
+        </w:rPr>
+        <w:t>_</w:t>
+      </w:r>
+      <w:r>
+        <w:rPr>
+          <w:rStyle w:val="HTML"/>
+          <w:rFonts w:ascii="Times New Roman" w:eastAsiaTheme="majorEastAsia" w:hAnsi="Times New Roman" w:cs="Times New Roman"/>
+          <w:b w:val="0"/>
+        </w:rPr>
+        <w:t>id</w:t>
+      </w:r>
+      <w:r>
+        <w:rPr>
+          <w:rFonts w:ascii="Times New Roman" w:hAnsi="Times New Roman" w:cs="Times New Roman"/>
+          <w:b w:val="0"/>
+          <w:sz w:val="20"/>
+          <w:szCs w:val="20"/>
+          <w:lang w:val="ru-RU"/>
+        </w:rPr>
+        <w:t xml:space="preserve"> и на проверку доступности тарифа в списке, решается отдельным вопросом.</w:t>
+      </w:r>
       <w:r>
         <w:rPr>
           <w:rFonts w:ascii="Times New Roman" w:hAnsi="Times New Roman" w:cs="Times New Roman"/>
@@ -27510,6 +27633,43 @@
           <w:szCs w:val="20"/>
           <w:lang w:val="ru-RU"/>
         </w:rPr>
+        <w:t xml:space="preserve"> </w:t>
+      </w:r>
+      <w:r>
+        <w:rPr>
+          <w:rFonts w:ascii="Times New Roman" w:hAnsi="Times New Roman" w:cs="Times New Roman"/>
+          <w:b w:val="0"/>
+          <w:color w:val="C00000"/>
+          <w:sz w:val="20"/>
+          <w:szCs w:val="20"/>
+          <w:lang w:val="ru-RU"/>
+        </w:rPr>
+        <w:t>Маршрут доступен, пока для него есть действующий тариф (протокол 17.09, п. 10: «Избранный маршрут мониторит жизнь тарифа. Он без тарифа жить не может»). Как определяется тариф маршрута — по tariff_id или по параметрам (организация, регион первой точки, класс, ночной признак), — решение D07. При проверке по параметрам учитываются только тарифы с действующим договором и подразделение сотрудника, который открывает список; регион определяется по первой точке так же, как в расчёте (способ — T01.4). Поэтому доступность маршрута может различаться у сотрудников разных подразделений.</w:t>
+      </w:r>
+    </w:p>
+    <w:p>
+      <w:pPr>
+        <w:spacing w:before="0" w:line="240" w:lineRule="auto"/>
+        <w:ind w:firstLine="851"/>
+        <w:jc w:val="both"/>
+        <w:rPr>
+          <w:rFonts w:ascii="Times New Roman" w:hAnsi="Times New Roman" w:cs="Times New Roman"/>
+          <w:b w:val="0"/>
+          <w:color w:val="auto"/>
+          <w:sz w:val="20"/>
+          <w:szCs w:val="20"/>
+          <w:lang w:val="ru-RU"/>
+        </w:rPr>
+      </w:pPr>
+      <w:r>
+        <w:rPr>
+          <w:rFonts w:ascii="Times New Roman" w:hAnsi="Times New Roman" w:cs="Times New Roman"/>
+          <w:b w:val="0"/>
+          <w:color w:val="C00000"/>
+          <w:sz w:val="20"/>
+          <w:szCs w:val="20"/>
+          <w:lang w:val="ru-RU"/>
+        </w:rPr>
         <w:t>[СОГЛАСОВАТЬ С ЗАКАЗЧИКОМ И АРХИТЕКТОРОМ] В tariff_id хранится клиентский тариф (tariffId заявки), а не тариф перевозчика (outcomeTariffId).</w:t>
       </w:r>
     </w:p>
@@ -27562,11 +27722,11 @@
       <w:r>
         <w:rPr>
           <w:rFonts w:ascii="Times New Roman" w:hAnsi="Times New Roman" w:cs="Times New Roman"/>
-          <w:color w:val="auto"/>
+          <w:color w:val="C00000"/>
           <w:szCs w:val="20"/>
           <w:lang w:val="ru-RU"/>
         </w:rPr>
-        <w:t>[СОГЛАСОВАТЬ С ЗАКАЗЧИКОМ</w:t>
+        <w:t>[СОГЛАСОВАТЬ С ЗАКАЗЧИКОМ] Наличие OFFICIAL («Служебный»).</w:t>
       </w:r>
       <w:r>
         <w:rPr>
@@ -27575,33 +27735,7 @@
           <w:szCs w:val="20"/>
           <w:lang w:val="ru-RU"/>
         </w:rPr>
-        <w:t xml:space="preserve"> НАЛИЧИЕ </w:t>
-      </w:r>
-      <w:r>
-        <w:rPr>
-          <w:rFonts w:ascii="Times New Roman" w:hAnsi="Times New Roman" w:cs="Times New Roman"/>
-          <w:color w:val="auto"/>
-          <w:szCs w:val="20"/>
-        </w:rPr>
-        <w:t>OFFICIAL</w:t>
-      </w:r>
-      <w:r>
-        <w:rPr>
-          <w:rFonts w:ascii="Times New Roman" w:hAnsi="Times New Roman" w:cs="Times New Roman"/>
-          <w:color w:val="auto"/>
-          <w:szCs w:val="20"/>
-          <w:lang w:val="ru-RU"/>
-        </w:rPr>
-        <w:t xml:space="preserve"> («Служебный»)</w:t>
-      </w:r>
-      <w:r>
-        <w:rPr>
-          <w:rFonts w:ascii="Times New Roman" w:hAnsi="Times New Roman" w:cs="Times New Roman"/>
-          <w:color w:val="auto"/>
-          <w:szCs w:val="20"/>
-          <w:lang w:val="ru-RU"/>
-        </w:rPr>
-        <w:t xml:space="preserve">] Для такси используются классы платформы: </w:t>
+        <w:t xml:space="preserve"> Для такси используются классы платформы: </w:t>
       </w:r>
       <w:r>
         <w:rPr>
@@ -27858,6 +27992,15 @@
           <w:lang w:val="ru-RU"/>
         </w:rPr>
         <w:t>Минимум 3 точки: база, остановка, база. Максимум 10, включая базу. Первая и последняя точки — база. Все три правила предварительно согласованы, требуют подтверждения.</w:t>
+      </w:r>
+      <w:r>
+        <w:rPr>
+          <w:rFonts w:ascii="Times New Roman" w:hAnsi="Times New Roman" w:cs="Times New Roman"/>
+          <w:color w:val="C00000"/>
+          <w:szCs w:val="20"/>
+          <w:lang w:val="ru-RU"/>
+        </w:rPr>
+        <w:t xml:space="preserve"> [СОГЛАСОВАТЬ С ЗАКАЗЧИКОМ] На встречах названо «минимум 3 или 4 точки» (24.09) и «максимум 10 точек вместе с точками локации» (30.09). Уточнить: 3 или 4 точки минимум; входит ли база в 10 точек.</w:t>
       </w:r>
       <w:proofErr w:type="gramEnd"/>
       <w:r>
@@ -29193,7 +29336,7 @@
           <w:color w:val="C00000"/>
           <w:lang w:val="ru-RU"/>
         </w:rPr>
-        <w:t>[СОГЛАСОВАТЬ С АРХИТЕКТОРОМ] Номер FR-XXXX-XXXXXXXX выдаёт штатная библиотека human-readable-generator; счётчик — служебная таблица favorite_route.company_sq (раздел 3). Первую строку счётчика создаёт сама библиотека при первом обращении; миграция строки не нужна. Блокировки нет: от гонки при одновременном создании защищает уникальность favorite_route_number и повтор генерации (T01.2). Альтернатива — собственный счётчик (UPDATE … RETURNING). Способ получения digitId организации — уточнить. Имя поля favorite_route_number — решение встречи 17.09.</w:t>
+        <w:t>[СОГЛАСОВАТЬ С АРХИТЕКТОРОМ] Номер FR-XXXX-XXXXXXXX выдаёт штатная библиотека human-readable-generator; счётчик — служебная таблица favorite_route.company_sq (раздел 3). Первую строку счётчика создаёт сама библиотека при первом обращении; миграция строки не нужна. Блокировки нет: от гонки при одновременном создании защищает уникальность favorite_route_number и повтор генерации (T01.2). Альтернатива — собственный счётчик (UPDATE … RETURNING). Способ получения digitId организации — уточнить.</w:t>
       </w:r>
       <w:proofErr w:type="gramStart"/>
       <w:proofErr w:type="gramEnd"/>
@@ -29307,7 +29450,7 @@
           <w:color w:val="C00000"/>
           <w:lang w:val="ru-RU"/>
         </w:rPr>
-        <w:t>[СОГЛАСОВАТЬ С ЗАКАЗЧИКОМ И АРХИТЕКТОРОМ] Для класса TRANSFER_CAR_CHOICE расчёт идёт через POST /calculate/transport по дате поездки и списку свободных автомобилей, тарифы этого класса ограничены датами (tariffStartDate/EndDate). recommended_cost обязателен, поэтому маршрут с этим классом может не сохраниться или получить расчёт, привязанный к дате. Варианты: А — исключить класс из избранных маршрутов; Б — определить расчёт без даты поездки. Предлагается А до решения заказчика. Передано в T01.4.</w:t>
+        <w:t>[СОГЛАСОВАТЬ С ЗАКАЗЧИКОМ И АРХИТЕКТОРОМ] TRANSFER_CAR_CHOICE входит в согласованный объём: раздел 1 и строка service_class описывают его как поддерживаемый класс; выбор автомобиля при оформлении заявки подтверждён на встрече 17.09 (п. 4). Для этого класса расчёт идёт через POST /calculate/transport сервиса тарифов (префикс шлюза уточнить по стенду) по дате поездки и списку свободных автомобилей, тарифы класса ограничены датами (tariffStartDate/EndDate). recommended_cost и tariff_id обязательны, поэтому маршрут с этим классом может не сохраниться или получить расчёт, привязанный к дате. Варианты: А — исключить класс из избранных маршрутов; Б — определить расчёт без даты поездки; В — recommended_cost и tariff_id необязательны только для этого класса: CHECK (service_class = 'TRANSFER_CAR_CHOICE' OR recommended_cost IS NOT NULL) и такая же проверка для tariff_id. Предлагается В; А — только если заказчик откажется от класса. При выборе В в D07 нужно отдельное правило доступности для класса без tariff_id. Передано в T01.4.</w:t>
       </w:r>
       <w:proofErr w:type="gramStart"/>
       <w:proofErr w:type="gramEnd"/>
@@ -29408,7 +29551,15 @@
           <w:color w:val="C00000"/>
           <w:lang w:val="ru-RU"/>
         </w:rPr>
-        <w:t>[КОД] client-passengers: useCreateTripRequest.ts:514 (waitingTime = waypoints[0].waitTime); GroupTransferChoosingBookingInterval.tsx:74.</w:t>
+        <w:t xml:space="preserve">[КОД] client-passengers: </w:t>
+      </w:r>
+      <w:r>
+        <w:rPr>
+          <w:rFonts w:ascii="Times New Roman" w:hAnsi="Times New Roman" w:cs="Times New Roman"/>
+          <w:color w:val="C00000"/>
+          <w:lang w:val="ru-RU"/>
+        </w:rPr>
+        <w:t>useCreateTripRequest.ts:514 (создание заявки такси); GroupTransferChoosingBookingInterval.tsx:74 (то же для группового трансфера: waitingTime = waypoints[0].waitTime).</w:t>
       </w:r>
       <w:proofErr w:type="gramStart"/>
       <w:proofErr w:type="gramEnd"/>
@@ -29520,7 +29671,147 @@
           <w:color w:val="C00000"/>
           <w:lang w:val="ru-RU"/>
         </w:rPr>
-        <w:t>Встречи: 17.09 (имя поля favorite_route_number), 30.09 (атрибуты, снимающие связь с избранным маршрутом). БТ — бизнес-требования заказчика (§12 — критерии приёмки).</w:t>
+        <w:t>Встречи. Протокол 17.09; для 23.09, 24.09 и 30.09 — стенограммы, тайм-коды приведены автором документа и записью не сверялись.</w:t>
+      </w:r>
+      <w:proofErr w:type="gramStart"/>
+      <w:proofErr w:type="gramEnd"/>
+      <w:proofErr w:type="spellStart"/>
+      <w:proofErr w:type="spellEnd"/>
+      <w:proofErr w:type="spellStart"/>
+      <w:proofErr w:type="spellEnd"/>
+      <w:proofErr w:type="spellStart"/>
+      <w:proofErr w:type="spellEnd"/>
+    </w:p>
+    <w:p>
+      <w:pPr>
+        <w:ind w:firstLine="851"/>
+        <w:jc w:val="both"/>
+        <w:rPr>
+          <w:rFonts w:ascii="Times New Roman" w:hAnsi="Times New Roman" w:cs="Times New Roman"/>
+          <w:color w:val="auto"/>
+          <w:szCs w:val="20"/>
+          <w:lang w:val="ru-RU"/>
+        </w:rPr>
+      </w:pPr>
+      <w:r>
+        <w:rPr>
+          <w:rFonts w:ascii="Times New Roman" w:hAnsi="Times New Roman" w:cs="Times New Roman"/>
+          <w:color w:val="C00000"/>
+          <w:lang w:val="ru-RU"/>
+        </w:rPr>
+        <w:t>17.09: п. 4 — выбор автомобиля при оформлении заявки, запрос в диспетчерскую (D15); п. 6 — территория определяется по первой точке маршрута; п. 10 — маршрут активен, пока действует тариф, номер тарифа записывается для привязки территории, сервиса и услуги (D07); имя поля favorite_route_number.</w:t>
+      </w:r>
+      <w:proofErr w:type="gramStart"/>
+      <w:proofErr w:type="gramEnd"/>
+      <w:proofErr w:type="spellStart"/>
+      <w:proofErr w:type="spellEnd"/>
+      <w:proofErr w:type="spellStart"/>
+      <w:proofErr w:type="spellEnd"/>
+      <w:proofErr w:type="spellStart"/>
+      <w:proofErr w:type="spellEnd"/>
+    </w:p>
+    <w:p>
+      <w:pPr>
+        <w:ind w:firstLine="851"/>
+        <w:jc w:val="both"/>
+        <w:rPr>
+          <w:rFonts w:ascii="Times New Roman" w:hAnsi="Times New Roman" w:cs="Times New Roman"/>
+          <w:color w:val="auto"/>
+          <w:szCs w:val="20"/>
+          <w:lang w:val="ru-RU"/>
+        </w:rPr>
+      </w:pPr>
+      <w:r>
+        <w:rPr>
+          <w:rFonts w:ascii="Times New Roman" w:hAnsi="Times New Roman" w:cs="Times New Roman"/>
+          <w:color w:val="C00000"/>
+          <w:lang w:val="ru-RU"/>
+        </w:rPr>
+        <w:t>23.09 (адреса): 01:34, 11:31 — существующий адресный API переиспользуется без доработок; 02:18–03:27, 03:56 — без координат маршрут не строится; 09:23–11:30 — адрес должен быть понятен диспетчерской.</w:t>
+      </w:r>
+      <w:proofErr w:type="gramStart"/>
+      <w:proofErr w:type="gramEnd"/>
+      <w:proofErr w:type="spellStart"/>
+      <w:proofErr w:type="spellEnd"/>
+      <w:proofErr w:type="spellStart"/>
+      <w:proofErr w:type="spellEnd"/>
+      <w:proofErr w:type="spellStart"/>
+      <w:proofErr w:type="spellEnd"/>
+    </w:p>
+    <w:p>
+      <w:pPr>
+        <w:ind w:firstLine="851"/>
+        <w:jc w:val="both"/>
+        <w:rPr>
+          <w:rFonts w:ascii="Times New Roman" w:hAnsi="Times New Roman" w:cs="Times New Roman"/>
+          <w:color w:val="auto"/>
+          <w:szCs w:val="20"/>
+          <w:lang w:val="ru-RU"/>
+        </w:rPr>
+      </w:pPr>
+      <w:r>
+        <w:rPr>
+          <w:rFonts w:ascii="Times New Roman" w:hAnsi="Times New Roman" w:cs="Times New Roman"/>
+          <w:color w:val="C00000"/>
+          <w:lang w:val="ru-RU"/>
+        </w:rPr>
+        <w:t>24.09: 00:39–01:35 — обязательны регион и координаты, остальные части адреса необязательны; 01:35–04:30 — точка выбирается по адресу, потребность в ручном вводе координат заказчик уточнит; 05:12, 09:17–09:22, 10:28 — первая и последняя точки — база (гараж), на базе ожидания нет («пока предварительно договорились»); 07:45–08:16 — поездка без выезда с базы избранным маршрутом не оформляется; 05:58–06:31, 08:49–08:51 — минимум 3 или 4 точки (D10); 07:10–07:29 — бесплатное ожидание берётся из тарифа; 11:34–12:30 — ожидание хранится внутри точек; 12:38–13:30 — удаление означает деактивацию и запрещено при активной заявке; 13:37–13:56 — восстановления нет, удалённый и истёкший маршруты отличаются только причиной.</w:t>
+      </w:r>
+      <w:proofErr w:type="gramStart"/>
+      <w:proofErr w:type="gramEnd"/>
+      <w:proofErr w:type="spellStart"/>
+      <w:proofErr w:type="spellEnd"/>
+      <w:proofErr w:type="spellStart"/>
+      <w:proofErr w:type="spellEnd"/>
+      <w:proofErr w:type="spellStart"/>
+      <w:proofErr w:type="spellEnd"/>
+    </w:p>
+    <w:p>
+      <w:pPr>
+        <w:ind w:firstLine="851"/>
+        <w:jc w:val="both"/>
+        <w:rPr>
+          <w:rFonts w:ascii="Times New Roman" w:hAnsi="Times New Roman" w:cs="Times New Roman"/>
+          <w:color w:val="auto"/>
+          <w:szCs w:val="20"/>
+          <w:lang w:val="ru-RU"/>
+        </w:rPr>
+      </w:pPr>
+      <w:r>
+        <w:rPr>
+          <w:rFonts w:ascii="Times New Roman" w:hAnsi="Times New Roman" w:cs="Times New Roman"/>
+          <w:color w:val="C00000"/>
+          <w:lang w:val="ru-RU"/>
+        </w:rPr>
+        <w:t>30.09: 00:19–03:07 — плановое ожидание между точками, пример 120 минут; 05:33–05:47 — бесплатное ожидание в справочнике не хранится; 11:52 — максимум 10 точек вместе с точками локации (D10); атрибуты, снимающие связь с избранным маршрутом (раздел 5).</w:t>
+      </w:r>
+      <w:proofErr w:type="gramStart"/>
+      <w:proofErr w:type="gramEnd"/>
+      <w:proofErr w:type="spellStart"/>
+      <w:proofErr w:type="spellEnd"/>
+      <w:proofErr w:type="spellStart"/>
+      <w:proofErr w:type="spellEnd"/>
+      <w:proofErr w:type="spellStart"/>
+      <w:proofErr w:type="spellEnd"/>
+    </w:p>
+    <w:p>
+      <w:pPr>
+        <w:ind w:firstLine="851"/>
+        <w:jc w:val="both"/>
+        <w:rPr>
+          <w:rFonts w:ascii="Times New Roman" w:hAnsi="Times New Roman" w:cs="Times New Roman"/>
+          <w:color w:val="auto"/>
+          <w:szCs w:val="20"/>
+          <w:lang w:val="ru-RU"/>
+        </w:rPr>
+      </w:pPr>
+      <w:r>
+        <w:rPr>
+          <w:rFonts w:ascii="Times New Roman" w:hAnsi="Times New Roman" w:cs="Times New Roman"/>
+          <w:color w:val="C00000"/>
+          <w:lang w:val="ru-RU"/>
+        </w:rPr>
+        <w:t>БТ «Манжерок — Фиксированная (прайс-стоимость) поездка по маршруту», версия 11 от 27.08.2026 (редакцию уточнить); §12 — критерии приёмки.</w:t>
       </w:r>
       <w:proofErr w:type="gramStart"/>
       <w:proofErr w:type="gramEnd"/>
